--- a/Projeto de Software e Segurança da Informação - 2026/Projeto de Software/Provas/3F/Prova - P1.docx
+++ b/Projeto de Software e Segurança da Informação - 2026/Projeto de Software/Provas/3F/Prova - P1.docx
@@ -329,6 +329,7 @@
         <w:rPr>
           <w:rFonts w:eastAsiaTheme="majorEastAsia" w:cstheme="majorBidi"/>
           <w:szCs w:val="28"/>
+          <w:highlight w:val="yellow"/>
         </w:rPr>
         <w:lastRenderedPageBreak/>
         <w:t>I. Uma disciplina pode existir no sistema mesmo sem nenhum aluno matriculado.</w:t>
@@ -375,6 +376,7 @@
         <w:rPr>
           <w:rFonts w:eastAsiaTheme="majorEastAsia" w:cstheme="majorBidi"/>
           <w:szCs w:val="28"/>
+          <w:highlight w:val="yellow"/>
         </w:rPr>
         <w:t>IV. Um aluno pode existir no cadastro sem possuir nenhuma matrícula registrada.</w:t>
       </w:r>
@@ -3097,10 +3099,7 @@
       </w:r>
       <w:proofErr w:type="gramEnd"/>
       <w:r>
-        <w:t xml:space="preserve"> ou (F) para Falso:</w:t>
-      </w:r>
-      <w:r>
-        <w:t xml:space="preserve"> </w:t>
+        <w:t xml:space="preserve"> ou (F) para Falso: </w:t>
       </w:r>
     </w:p>
     <w:p>
@@ -3173,13 +3172,8 @@
       </w:r>
       <w:proofErr w:type="spellEnd"/>
       <w:r>
-        <w:t xml:space="preserve"> impede que atributos e métodos de uma classe sejam acessados diretamente por classes externas, sendo um dos recursos do </w:t>
-      </w:r>
-      <w:proofErr w:type="spellStart"/>
-      <w:r>
-        <w:t>encapsulamento.</w:t>
-      </w:r>
-      <w:proofErr w:type="spellEnd"/>
+        <w:t xml:space="preserve"> impede que atributos e métodos de uma classe sejam acessados diretamente por classes externas, sendo um dos recursos do encapsulamento.</w:t>
+      </w:r>
     </w:p>
     <w:p>
       <w:pPr>
@@ -5989,6 +5983,7 @@
   <w:style w:type="character" w:default="1" w:styleId="Fontepargpadro">
     <w:name w:val="Default Paragraph Font"/>
     <w:uiPriority w:val="1"/>
+    <w:semiHidden/>
     <w:unhideWhenUsed/>
   </w:style>
   <w:style w:type="table" w:default="1" w:styleId="Tabelanormal">
